--- a/Alexandre_Kaizeler_CV.docx
+++ b/Alexandre_Kaizeler_CV.docx
@@ -28,6 +28,7 @@
           <w:lang w:val="pt-PT"/>
         </w:rPr>
       </w:pPr>
+      <w:proofErr w:type="spellStart"/>
       <w:r>
         <w:rPr>
           <w:b/>
@@ -37,8 +38,9 @@
           <w:szCs w:val="22"/>
           <w:lang w:val="pt-PT"/>
         </w:rPr>
-        <w:t xml:space="preserve">Computational </w:t>
-      </w:r>
+        <w:t>Computational</w:t>
+      </w:r>
+      <w:proofErr w:type="spellEnd"/>
       <w:r>
         <w:rPr>
           <w:b/>
@@ -48,16 +50,60 @@
           <w:szCs w:val="22"/>
           <w:lang w:val="pt-PT"/>
         </w:rPr>
-        <w:t>Biologist |</w:t>
-      </w:r>
-      <w:r>
-        <w:rPr>
+        <w:t xml:space="preserve"> </w:t>
+      </w:r>
+      <w:proofErr w:type="spellStart"/>
+      <w:r>
+        <w:rPr>
+          <w:b/>
+          <w:bCs/>
           <w:color w:val="595959"/>
           <w:sz w:val="22"/>
           <w:szCs w:val="22"/>
           <w:lang w:val="pt-PT"/>
         </w:rPr>
-        <w:t xml:space="preserve"> Lisbon, Portugal</w:t>
+        <w:t>Biologist</w:t>
+      </w:r>
+      <w:proofErr w:type="spellEnd"/>
+      <w:r>
+        <w:rPr>
+          <w:b/>
+          <w:bCs/>
+          <w:color w:val="595959"/>
+          <w:sz w:val="22"/>
+          <w:szCs w:val="22"/>
+          <w:lang w:val="pt-PT"/>
+        </w:rPr>
+        <w:t xml:space="preserve"> |</w:t>
+      </w:r>
+      <w:r>
+        <w:rPr>
+          <w:color w:val="595959"/>
+          <w:sz w:val="22"/>
+          <w:szCs w:val="22"/>
+          <w:lang w:val="pt-PT"/>
+        </w:rPr>
+        <w:t xml:space="preserve"> </w:t>
+      </w:r>
+      <w:proofErr w:type="spellStart"/>
+      <w:r>
+        <w:rPr>
+          <w:color w:val="595959"/>
+          <w:sz w:val="22"/>
+          <w:szCs w:val="22"/>
+          <w:lang w:val="pt-PT"/>
+        </w:rPr>
+        <w:t>Lisbon</w:t>
+      </w:r>
+      <w:proofErr w:type="spellEnd"/>
+      <w:r>
+        <w:rPr>
+          <w:color w:val="595959"/>
+          <w:sz w:val="22"/>
+          <w:szCs w:val="22"/>
+          <w:lang w:val="pt-PT"/>
+        </w:rPr>
+        <w:t>, Portugal</w:t>
       </w:r>
     </w:p>
     <w:p>
@@ -80,17 +126,19 @@
           </w:rPr>
           <w:t>linkedin.com/in/</w:t>
         </w:r>
+        <w:proofErr w:type="spellStart"/>
         <w:r>
           <w:rPr>
             <w:rStyle w:val="Hiperligao"/>
           </w:rPr>
-          <w:t>a</w:t>
+          <w:t>alexandre-kaizeler</w:t>
         </w:r>
+        <w:proofErr w:type="spellEnd"/>
         <w:r>
           <w:rPr>
             <w:rStyle w:val="Hiperligao"/>
           </w:rPr>
-          <w:t>lexandre-kaizeler/</w:t>
+          <w:t>/</w:t>
         </w:r>
       </w:hyperlink>
       <w:r>
@@ -101,19 +149,18 @@
           <w:rPr>
             <w:rStyle w:val="Hiperligao"/>
           </w:rPr>
-          <w:t>github.com/A-K</w:t>
+          <w:t>github.com/A-Kaizeler-A</w:t>
         </w:r>
+      </w:hyperlink>
+      <w:r>
+        <w:t xml:space="preserve"> | </w:t>
+      </w:r>
+      <w:hyperlink r:id="rId7" w:history="1">
         <w:r>
           <w:rPr>
             <w:rStyle w:val="Hiperligao"/>
           </w:rPr>
-          <w:t>a</w:t>
-        </w:r>
-        <w:r>
-          <w:rPr>
-            <w:rStyle w:val="Hiperligao"/>
-          </w:rPr>
-          <w:t>izeler-A</w:t>
+          <w:t>Website</w:t>
         </w:r>
       </w:hyperlink>
     </w:p>
@@ -197,16 +244,28 @@
         </w:rPr>
         <w:t xml:space="preserve"> public tools (</w:t>
       </w:r>
-      <w:hyperlink r:id="rId7" w:history="1">
-        <w:r>
-          <w:rPr>
-            <w:rStyle w:val="Hiperligao"/>
-            <w:sz w:val="21"/>
-            <w:szCs w:val="21"/>
-          </w:rPr>
-          <w:t>voyAGEr</w:t>
-        </w:r>
-      </w:hyperlink>
+      <w:proofErr w:type="spellStart"/>
+      <w:r>
+        <w:fldChar w:fldCharType="begin"/>
+      </w:r>
+      <w:r>
+        <w:instrText>HYPERLINK "https://compbio.imm.medicina.ulisboa.pt/app/voyAGEr"</w:instrText>
+      </w:r>
+      <w:r>
+        <w:fldChar w:fldCharType="separate"/>
+      </w:r>
+      <w:r>
+        <w:rPr>
+          <w:rStyle w:val="Hiperligao"/>
+          <w:sz w:val="21"/>
+          <w:szCs w:val="21"/>
+        </w:rPr>
+        <w:t>voyAGEr</w:t>
+      </w:r>
+      <w:proofErr w:type="spellEnd"/>
+      <w:r>
+        <w:fldChar w:fldCharType="end"/>
+      </w:r>
       <w:r>
         <w:rPr>
           <w:color w:val="auto"/>
@@ -482,7 +541,23 @@
           </w:tcPr>
           <w:p>
             <w:r>
-              <w:t>Differential expression analysis, differential splicing analysis, gene set enrichment analysis (GSEA), variant calling, mutational analysis, NGS quality control (FastQC, MultiQC), read depth and library complexity assessment</w:t>
+              <w:t>Differential expression analysis, differential splicing analysis, gene set enrichment analysis (GSEA), variant calling, mutational analysis, NGS quality control (</w:t>
+            </w:r>
+            <w:proofErr w:type="spellStart"/>
+            <w:r>
+              <w:t>FastQC</w:t>
+            </w:r>
+            <w:proofErr w:type="spellEnd"/>
+            <w:r>
+              <w:t xml:space="preserve">, </w:t>
+            </w:r>
+            <w:proofErr w:type="spellStart"/>
+            <w:r>
+              <w:t>MultiQC</w:t>
+            </w:r>
+            <w:proofErr w:type="spellEnd"/>
+            <w:r>
+              <w:t>), read depth and library complexity assessment</w:t>
             </w:r>
           </w:p>
         </w:tc>
@@ -541,7 +616,15 @@
           </w:tcPr>
           <w:p>
             <w:r>
-              <w:t>R Shiny, plotly, ggplot2, interactive tables</w:t>
+              <w:t xml:space="preserve">R Shiny, </w:t>
+            </w:r>
+            <w:proofErr w:type="spellStart"/>
+            <w:r>
+              <w:t>plotly</w:t>
+            </w:r>
+            <w:proofErr w:type="spellEnd"/>
+            <w:r>
+              <w:t>, ggplot2, interactive tables</w:t>
             </w:r>
             <w:r>
               <w:t xml:space="preserve"> and plots</w:t>
@@ -777,7 +860,15 @@
           </w:tcPr>
           <w:p>
             <w:r>
-              <w:t xml:space="preserve">Built public tools (voyAGEr, CHARM), authored peer-reviewed manuscripts, and regularly presented posters and talks at </w:t>
+              <w:t>Built public tools (</w:t>
+            </w:r>
+            <w:proofErr w:type="spellStart"/>
+            <w:r>
+              <w:t>voyAGEr</w:t>
+            </w:r>
+            <w:proofErr w:type="spellEnd"/>
+            <w:r>
+              <w:t xml:space="preserve">, CHARM), authored peer-reviewed manuscripts, and regularly presented posters and talks at </w:t>
             </w:r>
             <w:r>
               <w:t>G</w:t>
@@ -917,7 +1008,39 @@
           <w:sz w:val="21"/>
           <w:szCs w:val="21"/>
         </w:rPr>
-        <w:t xml:space="preserve">Led a large-scale reanalysis of 16 independent public human stress granule transcriptomic datasets, assessing sequencing quality (FastQC, MultiQC) and read depth and library complexity across samples, and correcting for a previously unrecognized length-based technical bias in one isolation method. Mitochondrial RNA enrichment in SGs was identified as a reproducible signal with a proposed role in immune signaling, and a reusable </w:t>
+        <w:t>Led a large-scale reanalysis of 16 independent public human stress granule transcriptomic datasets, assessing sequencing quality (</w:t>
+      </w:r>
+      <w:proofErr w:type="spellStart"/>
+      <w:r>
+        <w:rPr>
+          <w:sz w:val="21"/>
+          <w:szCs w:val="21"/>
+        </w:rPr>
+        <w:t>FastQC</w:t>
+      </w:r>
+      <w:proofErr w:type="spellEnd"/>
+      <w:r>
+        <w:rPr>
+          <w:sz w:val="21"/>
+          <w:szCs w:val="21"/>
+        </w:rPr>
+        <w:t xml:space="preserve">, </w:t>
+      </w:r>
+      <w:proofErr w:type="spellStart"/>
+      <w:r>
+        <w:rPr>
+          <w:sz w:val="21"/>
+          <w:szCs w:val="21"/>
+        </w:rPr>
+        <w:t>MultiQC</w:t>
+      </w:r>
+      <w:proofErr w:type="spellEnd"/>
+      <w:r>
+        <w:rPr>
+          <w:sz w:val="21"/>
+          <w:szCs w:val="21"/>
+        </w:rPr>
+        <w:t xml:space="preserve">) and read depth and library complexity across samples, and correcting for a previously unrecognized length-based technical bias in one isolation method. Mitochondrial RNA enrichment in SGs was identified as a reproducible signal with a proposed role in immune signaling, and a reusable </w:t>
       </w:r>
       <w:r>
         <w:rPr>
@@ -963,7 +1086,39 @@
           <w:sz w:val="21"/>
           <w:szCs w:val="21"/>
         </w:rPr>
-        <w:t xml:space="preserve">Co-led development of voyAGEr, a public web application built on a novel bioinformatics pipeline processing RNA-sequencing data from 900+ individuals across 49 tissues (from GTEx). The statistical backend and interactive front-end (visualization, filtering, and export tools) were built to let non-technical users query and interpret results independently. This project offered me a sharper sense of how to make advanced statistics usable by people without a statistics background. </w:t>
+        <w:t xml:space="preserve">Co-led development of </w:t>
+      </w:r>
+      <w:proofErr w:type="spellStart"/>
+      <w:r>
+        <w:rPr>
+          <w:sz w:val="21"/>
+          <w:szCs w:val="21"/>
+        </w:rPr>
+        <w:t>voyAGEr</w:t>
+      </w:r>
+      <w:proofErr w:type="spellEnd"/>
+      <w:r>
+        <w:rPr>
+          <w:sz w:val="21"/>
+          <w:szCs w:val="21"/>
+        </w:rPr>
+        <w:t xml:space="preserve">, a public web application built on a novel bioinformatics pipeline processing RNA-sequencing data from 900+ individuals across 49 tissues (from </w:t>
+      </w:r>
+      <w:proofErr w:type="spellStart"/>
+      <w:r>
+        <w:rPr>
+          <w:sz w:val="21"/>
+          <w:szCs w:val="21"/>
+        </w:rPr>
+        <w:t>GTEx</w:t>
+      </w:r>
+      <w:proofErr w:type="spellEnd"/>
+      <w:r>
+        <w:rPr>
+          <w:sz w:val="21"/>
+          <w:szCs w:val="21"/>
+        </w:rPr>
+        <w:t xml:space="preserve">). The statistical backend and interactive front-end (visualization, filtering, and export tools) were built to let non-technical users query and interpret results independently. This project offered me a sharper sense of how to make advanced statistics usable by people without a statistics background. </w:t>
       </w:r>
       <w:hyperlink r:id="rId11" w:history="1">
         <w:hyperlink r:id="rId12" w:history="1">
@@ -1053,7 +1208,23 @@
           <w:sz w:val="21"/>
           <w:szCs w:val="21"/>
         </w:rPr>
-        <w:t xml:space="preserve">Contributed to markeR, an open-source R package providing a modular framework for systematic gene set-level analysis of transcriptomic data. I built and tested package functionality and contributed to the documentation and code that passed Bioconductor's formal review process for public release. The package has since been published on Bioconductor, giving the broader research community a reusable tool rather than one-off analysis scripts. Passing a formal peer review process instilled a lasting discipline around writing code and documentation built for other people to trust. </w:t>
+        <w:t xml:space="preserve">Contributed to </w:t>
+      </w:r>
+      <w:proofErr w:type="spellStart"/>
+      <w:r>
+        <w:rPr>
+          <w:sz w:val="21"/>
+          <w:szCs w:val="21"/>
+        </w:rPr>
+        <w:t>markeR</w:t>
+      </w:r>
+      <w:proofErr w:type="spellEnd"/>
+      <w:r>
+        <w:rPr>
+          <w:sz w:val="21"/>
+          <w:szCs w:val="21"/>
+        </w:rPr>
+        <w:t xml:space="preserve">, an open-source R package providing a modular framework for systematic gene set-level analysis of transcriptomic data. I built and tested package functionality and contributed to the documentation and code that passed Bioconductor's formal review process for public release. The package has since been published on Bioconductor, giving the broader research community a reusable tool rather than one-off analysis scripts. Passing a formal peer review process instilled a lasting discipline around writing code and documentation built for other people to trust. </w:t>
       </w:r>
       <w:hyperlink r:id="rId15" w:history="1">
         <w:hyperlink r:id="rId16" w:history="1">
@@ -1252,7 +1423,27 @@
           <w:sz w:val="21"/>
           <w:szCs w:val="21"/>
         </w:rPr>
-        <w:t xml:space="preserve">MSc, Oncobiology </w:t>
+        <w:t xml:space="preserve">MSc, </w:t>
+      </w:r>
+      <w:proofErr w:type="spellStart"/>
+      <w:r>
+        <w:rPr>
+          <w:b/>
+          <w:bCs/>
+          <w:sz w:val="21"/>
+          <w:szCs w:val="21"/>
+        </w:rPr>
+        <w:t>Oncobiology</w:t>
+      </w:r>
+      <w:proofErr w:type="spellEnd"/>
+      <w:r>
+        <w:rPr>
+          <w:b/>
+          <w:bCs/>
+          <w:sz w:val="21"/>
+          <w:szCs w:val="21"/>
+        </w:rPr>
+        <w:t xml:space="preserve"> </w:t>
       </w:r>
       <w:r>
         <w:rPr>
@@ -1331,6 +1522,7 @@
         </w:numPr>
         <w:spacing w:after="140"/>
       </w:pPr>
+      <w:proofErr w:type="spellStart"/>
       <w:r>
         <w:rPr>
           <w:b/>
@@ -1340,6 +1532,7 @@
         </w:rPr>
         <w:t>voyAGEr</w:t>
       </w:r>
+      <w:proofErr w:type="spellEnd"/>
       <w:r>
         <w:rPr>
           <w:b/>
@@ -1425,6 +1618,7 @@
         </w:rPr>
         <w:t xml:space="preserve">, Saraiva-Agostinho, N., &amp; Barbosa-Morais, N. L. (2024). </w:t>
       </w:r>
+      <w:proofErr w:type="spellStart"/>
       <w:r>
         <w:rPr>
           <w:i/>
@@ -1432,7 +1626,17 @@
           <w:sz w:val="16"/>
           <w:szCs w:val="16"/>
         </w:rPr>
-        <w:t>voyAGEr, a free web interface for the analysis of age-related gene expression alterations in human tissues</w:t>
+        <w:t>voyAGEr</w:t>
+      </w:r>
+      <w:proofErr w:type="spellEnd"/>
+      <w:r>
+        <w:rPr>
+          <w:i/>
+          <w:iCs/>
+          <w:sz w:val="16"/>
+          <w:szCs w:val="16"/>
+        </w:rPr>
+        <w:t>, a free web interface for the analysis of age-related gene expression alterations in human tissues</w:t>
       </w:r>
       <w:r>
         <w:rPr>
@@ -1458,14 +1662,25 @@
         </w:numPr>
         <w:spacing w:after="140"/>
       </w:pPr>
-      <w:r>
-        <w:rPr>
-          <w:b/>
-          <w:bCs/>
-          <w:sz w:val="21"/>
-          <w:szCs w:val="21"/>
-        </w:rPr>
-        <w:t xml:space="preserve">markeR: </w:t>
+      <w:proofErr w:type="spellStart"/>
+      <w:r>
+        <w:rPr>
+          <w:b/>
+          <w:bCs/>
+          <w:sz w:val="21"/>
+          <w:szCs w:val="21"/>
+        </w:rPr>
+        <w:t>markeR</w:t>
+      </w:r>
+      <w:proofErr w:type="spellEnd"/>
+      <w:r>
+        <w:rPr>
+          <w:b/>
+          <w:bCs/>
+          <w:sz w:val="21"/>
+          <w:szCs w:val="21"/>
+        </w:rPr>
+        <w:t xml:space="preserve">: </w:t>
       </w:r>
       <w:r>
         <w:rPr>
@@ -1644,13 +1859,23 @@
         </w:rPr>
         <w:t xml:space="preserve">Oliveira, B. S., Paiva, R. A., Pinto, C. C., Paiva, R. V., Pereira, M. X., Ramos, C. V., </w:t>
       </w:r>
+      <w:proofErr w:type="spellStart"/>
       <w:r>
         <w:rPr>
           <w:sz w:val="16"/>
           <w:szCs w:val="16"/>
           <w:lang w:val="pt-PT"/>
         </w:rPr>
-        <w:t>et al.</w:t>
+        <w:t>et</w:t>
+      </w:r>
+      <w:proofErr w:type="spellEnd"/>
+      <w:r>
+        <w:rPr>
+          <w:sz w:val="16"/>
+          <w:szCs w:val="16"/>
+          <w:lang w:val="pt-PT"/>
+        </w:rPr>
+        <w:t xml:space="preserve"> al.</w:t>
       </w:r>
       <w:r>
         <w:rPr>
@@ -1745,13 +1970,23 @@
         </w:rPr>
         <w:t xml:space="preserve">, Peixoto, M. L., </w:t>
       </w:r>
+      <w:proofErr w:type="spellStart"/>
       <w:r>
         <w:rPr>
           <w:sz w:val="16"/>
           <w:szCs w:val="16"/>
           <w:lang w:val="pt-PT"/>
         </w:rPr>
-        <w:t>et al.</w:t>
+        <w:t>et</w:t>
+      </w:r>
+      <w:proofErr w:type="spellEnd"/>
+      <w:r>
+        <w:rPr>
+          <w:sz w:val="16"/>
+          <w:szCs w:val="16"/>
+          <w:lang w:val="pt-PT"/>
+        </w:rPr>
+        <w:t xml:space="preserve"> al.</w:t>
       </w:r>
       <w:r>
         <w:rPr>

--- a/Alexandre_Kaizeler_CV.docx
+++ b/Alexandre_Kaizeler_CV.docx
@@ -28,7 +28,6 @@
           <w:lang w:val="pt-PT"/>
         </w:rPr>
       </w:pPr>
-      <w:proofErr w:type="spellStart"/>
       <w:r>
         <w:rPr>
           <w:b/>
@@ -38,9 +37,8 @@
           <w:szCs w:val="22"/>
           <w:lang w:val="pt-PT"/>
         </w:rPr>
-        <w:t>Computational</w:t>
-      </w:r>
-      <w:proofErr w:type="spellEnd"/>
+        <w:t xml:space="preserve">Computational </w:t>
+      </w:r>
       <w:r>
         <w:rPr>
           <w:b/>
@@ -50,60 +48,16 @@
           <w:szCs w:val="22"/>
           <w:lang w:val="pt-PT"/>
         </w:rPr>
-        <w:t xml:space="preserve"> </w:t>
-      </w:r>
-      <w:proofErr w:type="spellStart"/>
-      <w:r>
-        <w:rPr>
-          <w:b/>
-          <w:bCs/>
+        <w:t>Biologist |</w:t>
+      </w:r>
+      <w:r>
+        <w:rPr>
           <w:color w:val="595959"/>
           <w:sz w:val="22"/>
           <w:szCs w:val="22"/>
           <w:lang w:val="pt-PT"/>
         </w:rPr>
-        <w:t>Biologist</w:t>
-      </w:r>
-      <w:proofErr w:type="spellEnd"/>
-      <w:r>
-        <w:rPr>
-          <w:b/>
-          <w:bCs/>
-          <w:color w:val="595959"/>
-          <w:sz w:val="22"/>
-          <w:szCs w:val="22"/>
-          <w:lang w:val="pt-PT"/>
-        </w:rPr>
-        <w:t xml:space="preserve"> |</w:t>
-      </w:r>
-      <w:r>
-        <w:rPr>
-          <w:color w:val="595959"/>
-          <w:sz w:val="22"/>
-          <w:szCs w:val="22"/>
-          <w:lang w:val="pt-PT"/>
-        </w:rPr>
-        <w:t xml:space="preserve"> </w:t>
-      </w:r>
-      <w:proofErr w:type="spellStart"/>
-      <w:r>
-        <w:rPr>
-          <w:color w:val="595959"/>
-          <w:sz w:val="22"/>
-          <w:szCs w:val="22"/>
-          <w:lang w:val="pt-PT"/>
-        </w:rPr>
-        <w:t>Lisbon</w:t>
-      </w:r>
-      <w:proofErr w:type="spellEnd"/>
-      <w:r>
-        <w:rPr>
-          <w:color w:val="595959"/>
-          <w:sz w:val="22"/>
-          <w:szCs w:val="22"/>
-          <w:lang w:val="pt-PT"/>
-        </w:rPr>
-        <w:t>, Portugal</w:t>
+        <w:t xml:space="preserve"> Lisbon, Portugal</w:t>
       </w:r>
     </w:p>
     <w:p>
@@ -124,21 +78,7 @@
           <w:rPr>
             <w:rStyle w:val="Hiperligao"/>
           </w:rPr>
-          <w:t>linkedin.com/in/</w:t>
-        </w:r>
-        <w:proofErr w:type="spellStart"/>
-        <w:r>
-          <w:rPr>
-            <w:rStyle w:val="Hiperligao"/>
-          </w:rPr>
-          <w:t>alexandre-kaizeler</w:t>
-        </w:r>
-        <w:proofErr w:type="spellEnd"/>
-        <w:r>
-          <w:rPr>
-            <w:rStyle w:val="Hiperligao"/>
-          </w:rPr>
-          <w:t>/</w:t>
+          <w:t>linkedin.com/in/alexandre-kaizeler/</w:t>
         </w:r>
       </w:hyperlink>
       <w:r>
@@ -244,28 +184,16 @@
         </w:rPr>
         <w:t xml:space="preserve"> public tools (</w:t>
       </w:r>
-      <w:proofErr w:type="spellStart"/>
-      <w:r>
-        <w:fldChar w:fldCharType="begin"/>
-      </w:r>
-      <w:r>
-        <w:instrText>HYPERLINK "https://compbio.imm.medicina.ulisboa.pt/app/voyAGEr"</w:instrText>
-      </w:r>
-      <w:r>
-        <w:fldChar w:fldCharType="separate"/>
-      </w:r>
-      <w:r>
-        <w:rPr>
-          <w:rStyle w:val="Hiperligao"/>
-          <w:sz w:val="21"/>
-          <w:szCs w:val="21"/>
-        </w:rPr>
-        <w:t>voyAGEr</w:t>
-      </w:r>
-      <w:proofErr w:type="spellEnd"/>
-      <w:r>
-        <w:fldChar w:fldCharType="end"/>
-      </w:r>
+      <w:hyperlink r:id="rId8" w:history="1">
+        <w:r>
+          <w:rPr>
+            <w:rStyle w:val="Hiperligao"/>
+            <w:sz w:val="21"/>
+            <w:szCs w:val="21"/>
+          </w:rPr>
+          <w:t>voyAGEr</w:t>
+        </w:r>
+      </w:hyperlink>
       <w:r>
         <w:rPr>
           <w:color w:val="auto"/>
@@ -274,7 +202,7 @@
         </w:rPr>
         <w:t xml:space="preserve">, </w:t>
       </w:r>
-      <w:hyperlink r:id="rId8" w:history="1">
+      <w:hyperlink r:id="rId9" w:history="1">
         <w:r>
           <w:rPr>
             <w:rStyle w:val="Hiperligao"/>
@@ -435,7 +363,22 @@
           </w:tcPr>
           <w:p>
             <w:r>
-              <w:t>R (advanced), Python (proficient)</w:t>
+              <w:t>R (</w:t>
+            </w:r>
+            <w:r>
+              <w:t>expert</w:t>
+            </w:r>
+            <w:r>
+              <w:t>), Python (</w:t>
+            </w:r>
+            <w:r>
+              <w:t>advanced</w:t>
+            </w:r>
+            <w:r>
+              <w:t>)</w:t>
+            </w:r>
+            <w:r>
+              <w:t>, JavaScript (familiar)</w:t>
             </w:r>
           </w:p>
         </w:tc>
@@ -541,23 +484,10 @@
           </w:tcPr>
           <w:p>
             <w:r>
-              <w:t>Differential expression analysis, differential splicing analysis, gene set enrichment analysis (GSEA), variant calling, mutational analysis, NGS quality control (</w:t>
-            </w:r>
-            <w:proofErr w:type="spellStart"/>
-            <w:r>
-              <w:t>FastQC</w:t>
-            </w:r>
-            <w:proofErr w:type="spellEnd"/>
-            <w:r>
-              <w:t xml:space="preserve">, </w:t>
-            </w:r>
-            <w:proofErr w:type="spellStart"/>
-            <w:r>
-              <w:t>MultiQC</w:t>
-            </w:r>
-            <w:proofErr w:type="spellEnd"/>
-            <w:r>
-              <w:t>), read depth and library complexity assessment</w:t>
+              <w:t>Differential expression analysis, differential splicing analysis, gene set enrichment analysis (GSEA), variant calling, mutational analysis, NGS quality control (FastQC, MultiQC), read depth and library complexity assessment</w:t>
+            </w:r>
+            <w:r>
+              <w:t>, DSL (Nextflow)</w:t>
             </w:r>
           </w:p>
         </w:tc>
@@ -616,15 +546,7 @@
           </w:tcPr>
           <w:p>
             <w:r>
-              <w:t xml:space="preserve">R Shiny, </w:t>
-            </w:r>
-            <w:proofErr w:type="spellStart"/>
-            <w:r>
-              <w:t>plotly</w:t>
-            </w:r>
-            <w:proofErr w:type="spellEnd"/>
-            <w:r>
-              <w:t>, ggplot2, interactive tables</w:t>
+              <w:t>R Shiny, plotly, ggplot2, interactive tables</w:t>
             </w:r>
             <w:r>
               <w:t xml:space="preserve"> and plots</w:t>
@@ -860,15 +782,7 @@
           </w:tcPr>
           <w:p>
             <w:r>
-              <w:t>Built public tools (</w:t>
-            </w:r>
-            <w:proofErr w:type="spellStart"/>
-            <w:r>
-              <w:t>voyAGEr</w:t>
-            </w:r>
-            <w:proofErr w:type="spellEnd"/>
-            <w:r>
-              <w:t xml:space="preserve">, CHARM), authored peer-reviewed manuscripts, and regularly presented posters and talks at </w:t>
+              <w:t xml:space="preserve">Built public tools (voyAGEr, CHARM), authored peer-reviewed manuscripts, and regularly presented posters and talks at </w:t>
             </w:r>
             <w:r>
               <w:t>G</w:t>
@@ -1008,39 +922,7 @@
           <w:sz w:val="21"/>
           <w:szCs w:val="21"/>
         </w:rPr>
-        <w:t>Led a large-scale reanalysis of 16 independent public human stress granule transcriptomic datasets, assessing sequencing quality (</w:t>
-      </w:r>
-      <w:proofErr w:type="spellStart"/>
-      <w:r>
-        <w:rPr>
-          <w:sz w:val="21"/>
-          <w:szCs w:val="21"/>
-        </w:rPr>
-        <w:t>FastQC</w:t>
-      </w:r>
-      <w:proofErr w:type="spellEnd"/>
-      <w:r>
-        <w:rPr>
-          <w:sz w:val="21"/>
-          <w:szCs w:val="21"/>
-        </w:rPr>
-        <w:t xml:space="preserve">, </w:t>
-      </w:r>
-      <w:proofErr w:type="spellStart"/>
-      <w:r>
-        <w:rPr>
-          <w:sz w:val="21"/>
-          <w:szCs w:val="21"/>
-        </w:rPr>
-        <w:t>MultiQC</w:t>
-      </w:r>
-      <w:proofErr w:type="spellEnd"/>
-      <w:r>
-        <w:rPr>
-          <w:sz w:val="21"/>
-          <w:szCs w:val="21"/>
-        </w:rPr>
-        <w:t xml:space="preserve">) and read depth and library complexity across samples, and correcting for a previously unrecognized length-based technical bias in one isolation method. Mitochondrial RNA enrichment in SGs was identified as a reproducible signal with a proposed role in immune signaling, and a reusable </w:t>
+        <w:t xml:space="preserve">Led a large-scale reanalysis of 16 independent public human stress granule transcriptomic datasets, assessing sequencing quality (FastQC, MultiQC) and read depth and library complexity across samples, and correcting for a previously unrecognized length-based technical bias in one isolation method. Mitochondrial RNA enrichment in SGs was identified as a reproducible signal with a proposed role in immune signaling, and a reusable </w:t>
       </w:r>
       <w:r>
         <w:rPr>
@@ -1050,8 +932,8 @@
         <w:lastRenderedPageBreak/>
         <w:t xml:space="preserve">framework was established for separating genuine biology from methodological artifacts in the field. The experience reinforced a habit I now apply by default: treating an interesting pattern as a hypothesis to test, and not take as proven. </w:t>
       </w:r>
-      <w:hyperlink r:id="rId9" w:history="1">
-        <w:hyperlink r:id="rId10" w:history="1">
+      <w:hyperlink r:id="rId10" w:history="1">
+        <w:hyperlink r:id="rId11" w:history="1">
           <w:r>
             <w:rPr>
               <w:rStyle w:val="Hiperligao"/>
@@ -1086,42 +968,10 @@
           <w:sz w:val="21"/>
           <w:szCs w:val="21"/>
         </w:rPr>
-        <w:t xml:space="preserve">Co-led development of </w:t>
-      </w:r>
-      <w:proofErr w:type="spellStart"/>
-      <w:r>
-        <w:rPr>
-          <w:sz w:val="21"/>
-          <w:szCs w:val="21"/>
-        </w:rPr>
-        <w:t>voyAGEr</w:t>
-      </w:r>
-      <w:proofErr w:type="spellEnd"/>
-      <w:r>
-        <w:rPr>
-          <w:sz w:val="21"/>
-          <w:szCs w:val="21"/>
-        </w:rPr>
-        <w:t xml:space="preserve">, a public web application built on a novel bioinformatics pipeline processing RNA-sequencing data from 900+ individuals across 49 tissues (from </w:t>
-      </w:r>
-      <w:proofErr w:type="spellStart"/>
-      <w:r>
-        <w:rPr>
-          <w:sz w:val="21"/>
-          <w:szCs w:val="21"/>
-        </w:rPr>
-        <w:t>GTEx</w:t>
-      </w:r>
-      <w:proofErr w:type="spellEnd"/>
-      <w:r>
-        <w:rPr>
-          <w:sz w:val="21"/>
-          <w:szCs w:val="21"/>
-        </w:rPr>
-        <w:t xml:space="preserve">). The statistical backend and interactive front-end (visualization, filtering, and export tools) were built to let non-technical users query and interpret results independently. This project offered me a sharper sense of how to make advanced statistics usable by people without a statistics background. </w:t>
-      </w:r>
-      <w:hyperlink r:id="rId11" w:history="1">
-        <w:hyperlink r:id="rId12" w:history="1">
+        <w:t xml:space="preserve">Co-led development of voyAGEr, a public web application built on a novel bioinformatics pipeline processing RNA-sequencing data from 900+ individuals across 49 tissues (from GTEx). The statistical backend and interactive front-end (visualization, filtering, and export tools) were built to let non-technical users query and interpret results independently. This project offered me a sharper sense of how to make advanced statistics usable by people without a statistics background. </w:t>
+      </w:r>
+      <w:hyperlink r:id="rId12" w:history="1">
+        <w:hyperlink r:id="rId13" w:history="1">
           <w:r>
             <w:rPr>
               <w:rStyle w:val="Hiperligao"/>
@@ -1172,8 +1022,8 @@
         </w:rPr>
         <w:t xml:space="preserve">engineering data systems. </w:t>
       </w:r>
-      <w:hyperlink r:id="rId13" w:history="1">
-        <w:hyperlink r:id="rId14" w:history="1">
+      <w:hyperlink r:id="rId14" w:history="1">
+        <w:hyperlink r:id="rId15" w:history="1">
           <w:r>
             <w:rPr>
               <w:rStyle w:val="Hiperligao"/>
@@ -1208,26 +1058,10 @@
           <w:sz w:val="21"/>
           <w:szCs w:val="21"/>
         </w:rPr>
-        <w:t xml:space="preserve">Contributed to </w:t>
-      </w:r>
-      <w:proofErr w:type="spellStart"/>
-      <w:r>
-        <w:rPr>
-          <w:sz w:val="21"/>
-          <w:szCs w:val="21"/>
-        </w:rPr>
-        <w:t>markeR</w:t>
-      </w:r>
-      <w:proofErr w:type="spellEnd"/>
-      <w:r>
-        <w:rPr>
-          <w:sz w:val="21"/>
-          <w:szCs w:val="21"/>
-        </w:rPr>
-        <w:t xml:space="preserve">, an open-source R package providing a modular framework for systematic gene set-level analysis of transcriptomic data. I built and tested package functionality and contributed to the documentation and code that passed Bioconductor's formal review process for public release. The package has since been published on Bioconductor, giving the broader research community a reusable tool rather than one-off analysis scripts. Passing a formal peer review process instilled a lasting discipline around writing code and documentation built for other people to trust. </w:t>
-      </w:r>
-      <w:hyperlink r:id="rId15" w:history="1">
-        <w:hyperlink r:id="rId16" w:history="1">
+        <w:t xml:space="preserve">Contributed to markeR, an open-source R package providing a modular framework for systematic gene set-level analysis of transcriptomic data. I built and tested package functionality and contributed to the documentation and code that passed Bioconductor's formal review process for public release. The package has since been published on Bioconductor, giving the broader research community a reusable tool rather than one-off analysis scripts. Passing a formal peer review process instilled a lasting discipline around writing code and documentation built for other people to trust. </w:t>
+      </w:r>
+      <w:hyperlink r:id="rId16" w:history="1">
+        <w:hyperlink r:id="rId17" w:history="1">
           <w:r>
             <w:rPr>
               <w:rStyle w:val="Hiperligao"/>
@@ -1423,27 +1257,7 @@
           <w:sz w:val="21"/>
           <w:szCs w:val="21"/>
         </w:rPr>
-        <w:t xml:space="preserve">MSc, </w:t>
-      </w:r>
-      <w:proofErr w:type="spellStart"/>
-      <w:r>
-        <w:rPr>
-          <w:b/>
-          <w:bCs/>
-          <w:sz w:val="21"/>
-          <w:szCs w:val="21"/>
-        </w:rPr>
-        <w:t>Oncobiology</w:t>
-      </w:r>
-      <w:proofErr w:type="spellEnd"/>
-      <w:r>
-        <w:rPr>
-          <w:b/>
-          <w:bCs/>
-          <w:sz w:val="21"/>
-          <w:szCs w:val="21"/>
-        </w:rPr>
-        <w:t xml:space="preserve"> </w:t>
+        <w:t xml:space="preserve">MSc, Oncobiology </w:t>
       </w:r>
       <w:r>
         <w:rPr>
@@ -1522,7 +1336,6 @@
         </w:numPr>
         <w:spacing w:after="140"/>
       </w:pPr>
-      <w:proofErr w:type="spellStart"/>
       <w:r>
         <w:rPr>
           <w:b/>
@@ -1532,7 +1345,6 @@
         </w:rPr>
         <w:t>voyAGEr</w:t>
       </w:r>
-      <w:proofErr w:type="spellEnd"/>
       <w:r>
         <w:rPr>
           <w:b/>
@@ -1618,7 +1430,6 @@
         </w:rPr>
         <w:t xml:space="preserve">, Saraiva-Agostinho, N., &amp; Barbosa-Morais, N. L. (2024). </w:t>
       </w:r>
-      <w:proofErr w:type="spellStart"/>
       <w:r>
         <w:rPr>
           <w:i/>
@@ -1626,17 +1437,7 @@
           <w:sz w:val="16"/>
           <w:szCs w:val="16"/>
         </w:rPr>
-        <w:t>voyAGEr</w:t>
-      </w:r>
-      <w:proofErr w:type="spellEnd"/>
-      <w:r>
-        <w:rPr>
-          <w:i/>
-          <w:iCs/>
-          <w:sz w:val="16"/>
-          <w:szCs w:val="16"/>
-        </w:rPr>
-        <w:t>, a free web interface for the analysis of age-related gene expression alterations in human tissues</w:t>
+        <w:t>voyAGEr, a free web interface for the analysis of age-related gene expression alterations in human tissues</w:t>
       </w:r>
       <w:r>
         <w:rPr>
@@ -1662,25 +1463,14 @@
         </w:numPr>
         <w:spacing w:after="140"/>
       </w:pPr>
-      <w:proofErr w:type="spellStart"/>
-      <w:r>
-        <w:rPr>
-          <w:b/>
-          <w:bCs/>
-          <w:sz w:val="21"/>
-          <w:szCs w:val="21"/>
-        </w:rPr>
-        <w:t>markeR</w:t>
-      </w:r>
-      <w:proofErr w:type="spellEnd"/>
-      <w:r>
-        <w:rPr>
-          <w:b/>
-          <w:bCs/>
-          <w:sz w:val="21"/>
-          <w:szCs w:val="21"/>
-        </w:rPr>
-        <w:t xml:space="preserve">: </w:t>
+      <w:r>
+        <w:rPr>
+          <w:b/>
+          <w:bCs/>
+          <w:sz w:val="21"/>
+          <w:szCs w:val="21"/>
+        </w:rPr>
+        <w:t xml:space="preserve">markeR: </w:t>
       </w:r>
       <w:r>
         <w:rPr>
@@ -1859,23 +1649,13 @@
         </w:rPr>
         <w:t xml:space="preserve">Oliveira, B. S., Paiva, R. A., Pinto, C. C., Paiva, R. V., Pereira, M. X., Ramos, C. V., </w:t>
       </w:r>
-      <w:proofErr w:type="spellStart"/>
       <w:r>
         <w:rPr>
           <w:sz w:val="16"/>
           <w:szCs w:val="16"/>
           <w:lang w:val="pt-PT"/>
         </w:rPr>
-        <w:t>et</w:t>
-      </w:r>
-      <w:proofErr w:type="spellEnd"/>
-      <w:r>
-        <w:rPr>
-          <w:sz w:val="16"/>
-          <w:szCs w:val="16"/>
-          <w:lang w:val="pt-PT"/>
-        </w:rPr>
-        <w:t xml:space="preserve"> al.</w:t>
+        <w:t>et al.</w:t>
       </w:r>
       <w:r>
         <w:rPr>
@@ -1970,23 +1750,13 @@
         </w:rPr>
         <w:t xml:space="preserve">, Peixoto, M. L., </w:t>
       </w:r>
-      <w:proofErr w:type="spellStart"/>
       <w:r>
         <w:rPr>
           <w:sz w:val="16"/>
           <w:szCs w:val="16"/>
           <w:lang w:val="pt-PT"/>
         </w:rPr>
-        <w:t>et</w:t>
-      </w:r>
-      <w:proofErr w:type="spellEnd"/>
-      <w:r>
-        <w:rPr>
-          <w:sz w:val="16"/>
-          <w:szCs w:val="16"/>
-          <w:lang w:val="pt-PT"/>
-        </w:rPr>
-        <w:t xml:space="preserve"> al.</w:t>
+        <w:t>et al.</w:t>
       </w:r>
       <w:r>
         <w:rPr>
